--- a/app/drafts/exports/DC Arts and Humanities Submission Narrative.docx
+++ b/app/drafts/exports/DC Arts and Humanities Submission Narrative.docx
@@ -38,7 +38,7 @@
     </w:p>
     <w:p>
       <w:r>
-        <w:t>GOODProjects' own org profile documents — not Abacus's version, which proposed an undefined</w:t>
+        <w:t>GOODProjects' own org profile documents, not Abacus's version, which proposed an undefined</w:t>
       </w:r>
     </w:p>
     <w:p>
@@ -53,7 +53,7 @@
     </w:p>
     <w:p>
       <w:r>
-        <w:t>headcount, formal ticket quote) — these need to be locked before this is copy-pasted into</w:t>
+        <w:t>headcount, formal ticket quote): these need to be locked before this is copy-pasted into</w:t>
       </w:r>
     </w:p>
     <w:p>
@@ -86,7 +86,7 @@
     </w:p>
     <w:p>
       <w:r>
-        <w:t>(Chosen instead of Abacus's "Southwest Stories" title — that framing centers neighborhood</w:t>
+        <w:t>(Chosen instead of Abacus's "Southwest Stories" title: that framing centers neighborhood</w:t>
       </w:r>
     </w:p>
     <w:p>
@@ -149,7 +149,7 @@
     </w:p>
     <w:p>
       <w:r>
-        <w:t>GOODProjects is the producer of this field trip experience — designing the curriculum</w:t>
+        <w:t>GOODProjects is the producer of this field trip experience: designing the curriculum</w:t>
       </w:r>
     </w:p>
     <w:p>
@@ -159,7 +159,7 @@
     </w:p>
     <w:p>
       <w:r>
-        <w:t>outcomes — while Arena Stage and Step Afrika! produce the performance itself. This is consistent</w:t>
+        <w:t>outcomes, while Arena Stage and Step Afrika! produce the performance itself. This is consistent</w:t>
       </w:r>
     </w:p>
     <w:p>
@@ -207,12 +207,12 @@
     </w:p>
     <w:p>
       <w:r>
-        <w:t>investment, primarily in Southwest DC's Ward 6 — specifically the James Creek, Syphax Gardens,</w:t>
+        <w:t>investment, primarily in Southwest DC's Ward 6, specifically the James Creek, Syphax Gardens,</w:t>
       </w:r>
     </w:p>
     <w:p>
       <w:r>
-        <w:t>and Greenleaf public housing communities — anchored at the King Greenleaf Recreation Center.</w:t>
+        <w:t>and Greenleaf public housing communities, anchored at the King Greenleaf Recreation Center.</w:t>
       </w:r>
     </w:p>
     <w:p>
@@ -232,7 +232,7 @@
     </w:p>
     <w:p>
       <w:r>
-        <w:t>its model — GOODSports includes dance as a life-skills vehicle, and its STREAM programming</w:t>
+        <w:t>its model: GOODSports includes dance as a life-skills vehicle, and its STREAM programming</w:t>
       </w:r>
     </w:p>
     <w:p>
@@ -247,7 +247,7 @@
     </w:p>
     <w:p>
       <w:r>
-        <w:t>School and Jefferson Middle School (Jefferson Academy) — the students who would participate in</w:t>
+        <w:t>School and Jefferson Middle School (Jefferson Academy): the students who would participate in</w:t>
       </w:r>
     </w:p>
     <w:p>
@@ -282,7 +282,7 @@
     </w:p>
     <w:p>
       <w:r>
-        <w:t>partnering with Arena Stage — an established, professional DC arts institution — to deliver the</w:t>
+        <w:t>partnering with Arena Stage, an established, professional DC arts institution, to deliver the</w:t>
       </w:r>
     </w:p>
     <w:p>
@@ -325,7 +325,7 @@
     </w:p>
     <w:p>
       <w:r>
-        <w:t>200% of the federal poverty line — a population with meaningfully less access to DC's cultural</w:t>
+        <w:t>200% of the federal poverty line: a population with meaningfully less access to DC's cultural</w:t>
       </w:r>
     </w:p>
     <w:p>
@@ -350,12 +350,12 @@
     </w:p>
     <w:p>
       <w:r>
-        <w:t>identity. For GOODLearningHub's 6th-8th graders — an age band navigating identity, belonging, and</w:t>
+        <w:t>identity. For GOODLearningHub's 6th-8th graders, an age band navigating identity, belonging, and</w:t>
       </w:r>
     </w:p>
     <w:p>
       <w:r>
-        <w:t>self-expression — seeing that tradition performed at a professional level, and then unpacking its</w:t>
+        <w:t>self-expression, seeing that tradition performed at a professional level, and then unpacking its</w:t>
       </w:r>
     </w:p>
     <w:p>
@@ -408,12 +408,12 @@
     </w:p>
     <w:p>
       <w:r>
-        <w:t>4-23, 2026 at Arena Stage (1101 6th Street SW, Washington, DC) — a professional dance company</w:t>
+        <w:t>4-23, 2026 at Arena Stage (1101 6th Street SW, Washington, DC), a professional dance company</w:t>
       </w:r>
     </w:p>
     <w:p>
       <w:r>
-        <w:t>performance in Southwest DC, inside GOODLearningHub's existing Fall II program session (Nov 30 -</w:t>
+        <w:t>performance in Southwest DC, inside GOODLearningHub's existing Fall II program session (Nov 30 to</w:t>
       </w:r>
     </w:p>
     <w:p>
@@ -439,7 +439,7 @@
     </w:p>
     <w:p>
       <w:r>
-        <w:t>existing Social-Emotional Learning curriculum — identity, community, and collective voice.</w:t>
+        <w:t>existing Social-Emotional Learning curriculum: identity, community, and collective voice.</w:t>
       </w:r>
     </w:p>
     <w:p>
@@ -455,7 +455,7 @@
     </w:p>
     <w:p>
       <w:r>
-        <w:t>band, including round-trip transportation. [Proposed date: Thursday, December 10, 2026 — Arena</w:t>
+        <w:t>band, including round-trip transportation. [Proposed date: Thursday, December 10, 2026. Arena</w:t>
       </w:r>
     </w:p>
     <w:p>
@@ -481,7 +481,7 @@
         <w:t>On-Site Learning Component:</w:t>
       </w:r>
       <w:r>
-        <w:t xml:space="preserve"> An Arena Stage "Interactive" add-on package — a workshop or</w:t>
+        <w:t xml:space="preserve"> An Arena Stage "Interactive" add-on package: a workshop or</w:t>
       </w:r>
     </w:p>
     <w:p>
@@ -546,12 +546,12 @@
     </w:p>
     <w:p>
       <w:r>
-        <w:t>performance with real instructional design, not just attendance. Stepping is a serious art form —</w:t>
+        <w:t>performance with real instructional design, not just attendance. Stepping is a serious art form:</w:t>
       </w:r>
     </w:p>
     <w:p>
       <w:r>
-        <w:t>rhythmic, percussive, rooted in African diasporic and HBCU tradition — and Step Afrika! is an</w:t>
+        <w:t>rhythmic, percussive, rooted in African diasporic and HBCU tradition. Step Afrika! is an</w:t>
       </w:r>
     </w:p>
     <w:p>
@@ -576,7 +576,7 @@
     </w:p>
     <w:p>
       <w:r>
-        <w:t>years as a DCPS educator before joining GOODProjects — she designs the curriculum connections</w:t>
+        <w:t>years as a DCPS educator before joining GOODProjects: she designs the curriculum connections</w:t>
       </w:r>
     </w:p>
     <w:p>
@@ -616,7 +616,7 @@
     </w:p>
     <w:p>
       <w:r>
-        <w:t>their own identity and community afterward — developmentally appropriate content for a 6th-8th</w:t>
+        <w:t>their own identity and community afterward: developmentally appropriate content for a 6th-8th</w:t>
       </w:r>
     </w:p>
     <w:p>
@@ -626,7 +626,7 @@
     </w:p>
     <w:p>
       <w:r>
-        <w:t>[TO ATTACH — not yet compiled: sample pre-trip workshop lesson plan; post-trip reflection</w:t>
+        <w:t>[TO ATTACH: not yet compiled: sample pre-trip workshop lesson plan; post-trip reflection</w:t>
       </w:r>
     </w:p>
     <w:p>
@@ -646,7 +646,7 @@
     </w:p>
     <w:p>
       <w:r>
-        <w:t>application — none of this can be represented by a website link.]</w:t>
+        <w:t>application: none of this can be represented by a website link.]</w:t>
       </w:r>
     </w:p>
     <w:p>
@@ -698,7 +698,7 @@
         <w:t>No cost to families</w:t>
       </w:r>
       <w:r>
-        <w:t xml:space="preserve"> — the full cost of tickets, transportation, and materials is covered by</w:t>
+        <w:t>: the full cost of tickets, transportation, and materials is covered by</w:t>
       </w:r>
     </w:p>
     <w:p>
@@ -717,7 +717,7 @@
         <w:t>Transportation provided</w:t>
       </w:r>
       <w:r>
-        <w:t xml:space="preserve"> — round-trip van/bus transportation is budgeted directly, removing</w:t>
+        <w:t>: round-trip van/bus transportation is budgeted directly, removing</w:t>
       </w:r>
     </w:p>
     <w:p>
@@ -736,7 +736,7 @@
         <w:t>ADA accessibility</w:t>
       </w:r>
       <w:r>
-        <w:t xml:space="preserve"> — Arena Stage is a fully accessible professional venue</w:t>
+        <w:t>: Arena Stage is a fully accessible professional venue</w:t>
       </w:r>
     </w:p>
     <w:p>
@@ -750,7 +750,7 @@
         <w:t>Culturally responsive content</w:t>
       </w:r>
       <w:r>
-        <w:t xml:space="preserve"> — the production itself reflects the students' own cultural</w:t>
+        <w:t>: the production itself reflects the students' own cultural</w:t>
       </w:r>
     </w:p>
     <w:p>
@@ -769,7 +769,7 @@
         <w:t>Existing school partnership</w:t>
       </w:r>
       <w:r>
-        <w:t xml:space="preserve"> — GOODLearningHub's direct partnership with Jefferson Middle</w:t>
+        <w:t>: GOODLearningHub's direct partnership with Jefferson Middle</w:t>
       </w:r>
     </w:p>
     <w:p>
@@ -1408,7 +1408,7 @@
               <w:rPr>
                 <w:sz w:val="20"/>
               </w:rPr>
-              <w:t>$15/student x 30 students — workshop/backstage tour, pre-show program, printed Learning Guides</w:t>
+              <w:t>$15/student x 30 students: workshop/backstage tour, pre-show program, printed Learning Guides</w:t>
             </w:r>
           </w:p>
         </w:tc>
@@ -1739,12 +1739,12 @@
     </w:p>
     <w:p>
       <w:r>
-        <w:t>GOODProjects is committed to ensuring that the students of Southwest DC's Ward 6 — living blocks</w:t>
+        <w:t>GOODProjects is committed to ensuring that the students of Southwest DC's Ward 6, living blocks</w:t>
       </w:r>
     </w:p>
     <w:p>
       <w:r>
-        <w:t>from one of the city's leading professional theaters — have the same access to high-quality</w:t>
+        <w:t>from one of the city's leading professional theaters, have the same access to high-quality</w:t>
       </w:r>
     </w:p>
     <w:p>
@@ -1764,7 +1764,7 @@
     </w:p>
     <w:p>
       <w:r>
-        <w:t>matters — not just watching it happen.</w:t>
+        <w:t>matters: not just watching it happen.</w:t>
       </w:r>
     </w:p>
     <w:p>

--- a/app/drafts/exports/DC Arts and Humanities Submission Narrative.docx
+++ b/app/drafts/exports/DC Arts and Humanities Submission Narrative.docx
@@ -626,27 +626,52 @@
     </w:p>
     <w:p>
       <w:r>
-        <w:t>[TO ATTACH: not yet compiled: sample pre-trip workshop lesson plan; post-trip reflection</w:t>
+        <w:t>The pre-trip workshop ("Stepping Into Story") and post-trip reflection ("What Stepping Taught</w:t>
       </w:r>
     </w:p>
     <w:p>
       <w:r>
-        <w:t>activity outline; any photo/video documentation from GOODLearningHub's existing GOODSports dance</w:t>
+        <w:t>Us") are fully drafted, with objectives, sequencing, and curriculum alignment, in the companion</w:t>
       </w:r>
     </w:p>
     <w:p>
       <w:r>
-        <w:t>programming as a comparable prior arts-engagement work sample; facilitator bios for Stephanie</w:t>
+        <w:t>document `2026-07-dc-arts-humanities-lesson-plans.md`, along with facilitator bios for Stephanie</w:t>
       </w:r>
     </w:p>
     <w:p>
       <w:r>
-        <w:t>Page-Baxter and Phileke Holland. CAH panelists review only what is physically included in the</w:t>
+        <w:t>Page-Baxter and Phileke Holland. These are ready to attach as-is.</w:t>
       </w:r>
     </w:p>
     <w:p>
       <w:r>
-        <w:t>application: none of this can be represented by a website link.]</w:t>
+        <w:t>STILL OUTSTANDING (cannot be completed without direct human input): photo or video documentation</w:t>
+      </w:r>
+    </w:p>
+    <w:p>
+      <w:r>
+        <w:t>of GOODProjects' past arts programming (GOODSports dance, the Christmas Play, the Family Arts &amp;</w:t>
+      </w:r>
+    </w:p>
+    <w:p>
+      <w:r>
+        <w:t>Craft Festival) as a comparable prior work sample, and each facilitator's ward or state of</w:t>
+      </w:r>
+    </w:p>
+    <w:p>
+      <w:r>
+        <w:t>residence. CAH panelists review only what is physically included in the application; none of this</w:t>
+      </w:r>
+    </w:p>
+    <w:p>
+      <w:r>
+        <w:t>can be represented by a website link, so these need to be sourced and attached directly, not</w:t>
+      </w:r>
+    </w:p>
+    <w:p>
+      <w:r>
+        <w:t>referenced.</w:t>
       </w:r>
     </w:p>
     <w:p>
@@ -1127,6 +1152,26 @@
       </w:tr>
     </w:tbl>
     <w:p/>
+    <w:p>
+      <w:r>
+        <w:t>These quantitative measures are paired with a qualitative component: the post-trip reflection</w:t>
+      </w:r>
+    </w:p>
+    <w:p>
+      <w:r>
+        <w:t>session ("What Stepping Taught Us," detailed in the companion lesson plan document) produces</w:t>
+      </w:r>
+    </w:p>
+    <w:p>
+      <w:r>
+        <w:t>actual written or verbal student reflections, collected as narrative evidence of how students</w:t>
+      </w:r>
+    </w:p>
+    <w:p>
+      <w:r>
+        <w:t>connected the performance to their own identity and community, not just whether they did.</w:t>
+      </w:r>
+    </w:p>
     <w:p>
       <w:r>
         <w:t>GOODLearningHub already uses structured tracking tools (attendance records, session notes, and</w:t>
